--- a/docs/Evaluering.docx
+++ b/docs/Evaluering.docx
@@ -7,7 +7,10 @@
         <w:pStyle w:val="Tittel"/>
       </w:pPr>
       <w:r>
-        <w:t>Evaluering av Miljødataanalyse prosjekt</w:t>
+        <w:t>Refleksjon</w:t>
+      </w:r>
+      <w:r>
+        <w:t xml:space="preserve"> av Miljødataanalyse prosjekt</w:t>
       </w:r>
     </w:p>
     <w:p/>
@@ -31,8 +34,11 @@
       <w:proofErr w:type="spellEnd"/>
     </w:p>
     <w:p/>
-    <w:p/>
-    <w:p/>
+    <w:p>
+      <w:r>
+        <w:t xml:space="preserve">Vi i gruppe 44 startet tidlig med etablering av prosjektmappe i GitHub, samt opprettelse av egne miljø. </w:t>
+      </w:r>
+    </w:p>
     <w:sectPr>
       <w:pgSz w:w="11906" w:h="16838"/>
       <w:pgMar w:top="1417" w:right="1417" w:bottom="1417" w:left="1417" w:header="708" w:footer="708" w:gutter="0"/>

--- a/docs/Evaluering.docx
+++ b/docs/Evaluering.docx
@@ -5,38 +5,615 @@
     <w:p>
       <w:pPr>
         <w:pStyle w:val="Tittel"/>
-      </w:pPr>
-      <w:r>
+        <w:rPr>
+          <w:rFonts w:ascii="Times New Roman" w:hAnsi="Times New Roman" w:cs="Times New Roman"/>
+        </w:rPr>
+      </w:pPr>
+      <w:r>
+        <w:rPr>
+          <w:rFonts w:ascii="Times New Roman" w:hAnsi="Times New Roman" w:cs="Times New Roman"/>
+        </w:rPr>
         <w:t>Refleksjon</w:t>
       </w:r>
       <w:r>
+        <w:rPr>
+          <w:rFonts w:ascii="Times New Roman" w:hAnsi="Times New Roman" w:cs="Times New Roman"/>
+        </w:rPr>
         <w:t xml:space="preserve"> av Miljødataanalyse prosjekt</w:t>
-      </w:r>
-    </w:p>
-    <w:p/>
-    <w:p/>
-    <w:p>
-      <w:r>
-        <w:t xml:space="preserve">-Vi har brukt AI for å lære, ikke </w:t>
-      </w:r>
-      <w:r>
-        <w:t>genere for oss. Spesielt når det kommer til PEP-8 og struktur i programmet. Her har vi mye å lære.</w:t>
       </w:r>
     </w:p>
     <w:p>
-      <w:r>
-        <w:t xml:space="preserve">-Lært hvilke enorme muligheter som ligger i pakker som pandas og </w:t>
+      <w:pPr>
+        <w:rPr>
+          <w:rFonts w:ascii="Times New Roman" w:hAnsi="Times New Roman" w:cs="Times New Roman"/>
+        </w:rPr>
+      </w:pPr>
+    </w:p>
+    <w:p>
+      <w:pPr>
+        <w:rPr>
+          <w:rFonts w:ascii="Times New Roman" w:hAnsi="Times New Roman" w:cs="Times New Roman"/>
+        </w:rPr>
+      </w:pPr>
+      <w:r>
+        <w:rPr>
+          <w:rFonts w:ascii="Times New Roman" w:hAnsi="Times New Roman" w:cs="Times New Roman"/>
+        </w:rPr>
+        <w:t xml:space="preserve">Vi i gruppe 44 startet tidlig med etablering av prosjektmappe i GitHub, samt opprettelse av egne miljø. </w:t>
+      </w:r>
+      <w:r>
+        <w:rPr>
+          <w:rFonts w:ascii="Times New Roman" w:hAnsi="Times New Roman" w:cs="Times New Roman"/>
+        </w:rPr>
+        <w:t>I tillegg lagde vi ambisjonsmål og utviklingsplan, noe som vi har justert fler ganger underveis i læring om API, datahåndtering og visualisering.</w:t>
+      </w:r>
+      <w:r>
+        <w:rPr>
+          <w:rFonts w:ascii="Times New Roman" w:hAnsi="Times New Roman" w:cs="Times New Roman"/>
+        </w:rPr>
+        <w:t xml:space="preserve"> Alt i alt har prosjektet vært enormt lærerikt, og vi ser det som </w:t>
+      </w:r>
+      <w:r>
+        <w:rPr>
+          <w:rFonts w:ascii="Times New Roman" w:hAnsi="Times New Roman" w:cs="Times New Roman"/>
+        </w:rPr>
+        <w:t>høyst relevant</w:t>
+      </w:r>
+      <w:r>
+        <w:rPr>
+          <w:rFonts w:ascii="Times New Roman" w:hAnsi="Times New Roman" w:cs="Times New Roman"/>
+        </w:rPr>
+        <w:t xml:space="preserve"> kunnskapen </w:t>
+      </w:r>
+      <w:r>
+        <w:rPr>
+          <w:rFonts w:ascii="Times New Roman" w:hAnsi="Times New Roman" w:cs="Times New Roman"/>
+        </w:rPr>
+        <w:t xml:space="preserve">å ta med seg videre i studie og arbeidsliv. </w:t>
+      </w:r>
+    </w:p>
+    <w:p>
+      <w:pPr>
+        <w:rPr>
+          <w:rFonts w:ascii="Times New Roman" w:hAnsi="Times New Roman" w:cs="Times New Roman"/>
+        </w:rPr>
+      </w:pPr>
+    </w:p>
+    <w:p>
+      <w:pPr>
+        <w:rPr>
+          <w:rFonts w:ascii="Times New Roman" w:hAnsi="Times New Roman" w:cs="Times New Roman"/>
+        </w:rPr>
+      </w:pPr>
+      <w:r>
+        <w:rPr>
+          <w:rFonts w:ascii="Times New Roman" w:hAnsi="Times New Roman" w:cs="Times New Roman"/>
+        </w:rPr>
+        <w:t>Læring:</w:t>
+      </w:r>
+    </w:p>
+    <w:p>
+      <w:pPr>
+        <w:rPr>
+          <w:rFonts w:ascii="Times New Roman" w:hAnsi="Times New Roman" w:cs="Times New Roman"/>
+        </w:rPr>
+      </w:pPr>
+      <w:r>
+        <w:rPr>
+          <w:rFonts w:ascii="Times New Roman" w:hAnsi="Times New Roman" w:cs="Times New Roman"/>
+        </w:rPr>
+        <w:t>Underveis har vi lært mye om koding, strukturering og deling;</w:t>
+      </w:r>
+    </w:p>
+    <w:p>
+      <w:pPr>
+        <w:rPr>
+          <w:rFonts w:ascii="Times New Roman" w:hAnsi="Times New Roman" w:cs="Times New Roman"/>
+        </w:rPr>
+      </w:pPr>
+      <w:r>
+        <w:rPr>
+          <w:rFonts w:ascii="Times New Roman" w:hAnsi="Times New Roman" w:cs="Times New Roman"/>
+        </w:rPr>
+        <w:t xml:space="preserve">I begynnelsen var </w:t>
       </w:r>
       <w:proofErr w:type="spellStart"/>
       <w:r>
-        <w:t>streamlit</w:t>
+        <w:rPr>
+          <w:rFonts w:ascii="Times New Roman" w:hAnsi="Times New Roman" w:cs="Times New Roman"/>
+        </w:rPr>
+        <w:t>git</w:t>
       </w:r>
       <w:proofErr w:type="spellEnd"/>
+      <w:r>
+        <w:rPr>
+          <w:rFonts w:ascii="Times New Roman" w:hAnsi="Times New Roman" w:cs="Times New Roman"/>
+        </w:rPr>
+        <w:t xml:space="preserve"> </w:t>
+      </w:r>
+      <w:proofErr w:type="spellStart"/>
+      <w:r>
+        <w:rPr>
+          <w:rFonts w:ascii="Times New Roman" w:hAnsi="Times New Roman" w:cs="Times New Roman"/>
+        </w:rPr>
+        <w:t>commit</w:t>
+      </w:r>
+      <w:proofErr w:type="spellEnd"/>
+      <w:r>
+        <w:rPr>
+          <w:rFonts w:ascii="Times New Roman" w:hAnsi="Times New Roman" w:cs="Times New Roman"/>
+        </w:rPr>
+        <w:t xml:space="preserve">, </w:t>
+      </w:r>
+      <w:proofErr w:type="spellStart"/>
+      <w:r>
+        <w:rPr>
+          <w:rFonts w:ascii="Times New Roman" w:hAnsi="Times New Roman" w:cs="Times New Roman"/>
+        </w:rPr>
+        <w:t>branch</w:t>
+      </w:r>
+      <w:proofErr w:type="spellEnd"/>
+      <w:r>
+        <w:rPr>
+          <w:rFonts w:ascii="Times New Roman" w:hAnsi="Times New Roman" w:cs="Times New Roman"/>
+        </w:rPr>
+        <w:t xml:space="preserve">, tag og push/pull </w:t>
+      </w:r>
+      <w:r>
+        <w:rPr>
+          <w:rFonts w:ascii="Times New Roman" w:hAnsi="Times New Roman" w:cs="Times New Roman"/>
+        </w:rPr>
+        <w:t>vage</w:t>
+      </w:r>
+      <w:r>
+        <w:rPr>
+          <w:rFonts w:ascii="Times New Roman" w:hAnsi="Times New Roman" w:cs="Times New Roman"/>
+        </w:rPr>
+        <w:t xml:space="preserve"> og </w:t>
+      </w:r>
+      <w:r>
+        <w:rPr>
+          <w:rFonts w:ascii="Times New Roman" w:hAnsi="Times New Roman" w:cs="Times New Roman"/>
+        </w:rPr>
+        <w:t>uforståelige</w:t>
+      </w:r>
+      <w:r>
+        <w:rPr>
+          <w:rFonts w:ascii="Times New Roman" w:hAnsi="Times New Roman" w:cs="Times New Roman"/>
+        </w:rPr>
+        <w:t xml:space="preserve"> konsepter. Nå som det sitter skikkelig under huden, er vi </w:t>
+      </w:r>
+      <w:r>
+        <w:rPr>
+          <w:rFonts w:ascii="Times New Roman" w:hAnsi="Times New Roman" w:cs="Times New Roman"/>
+        </w:rPr>
+        <w:t>utrustet med et verktøy som gjør samarbeid mulig, pluss at det gir en mye bedre oversikt når programmene blir større.</w:t>
+      </w:r>
+      <w:r>
+        <w:rPr>
+          <w:rFonts w:ascii="Times New Roman" w:hAnsi="Times New Roman" w:cs="Times New Roman"/>
+        </w:rPr>
+        <w:t xml:space="preserve"> </w:t>
+      </w:r>
     </w:p>
-    <w:p/>
     <w:p>
-      <w:r>
-        <w:t xml:space="preserve">Vi i gruppe 44 startet tidlig med etablering av prosjektmappe i GitHub, samt opprettelse av egne miljø. </w:t>
+      <w:pPr>
+        <w:rPr>
+          <w:rFonts w:ascii="Times New Roman" w:hAnsi="Times New Roman" w:cs="Times New Roman"/>
+        </w:rPr>
+      </w:pPr>
+      <w:r>
+        <w:rPr>
+          <w:rFonts w:ascii="Times New Roman" w:hAnsi="Times New Roman" w:cs="Times New Roman"/>
+        </w:rPr>
+        <w:t xml:space="preserve">Det har vært krevende å finne passende funksjoner til å utføre oppgavene som er ønskelig. Igjennom prosjektet har vi måtte dykke dypt i hjemmesidene til </w:t>
+      </w:r>
+      <w:r>
+        <w:rPr>
+          <w:rFonts w:ascii="Times New Roman" w:hAnsi="Times New Roman" w:cs="Times New Roman"/>
+        </w:rPr>
+        <w:t xml:space="preserve">både API leverandører og diverse pakker som har blitt brukt. Funksjoner som </w:t>
+      </w:r>
+      <w:proofErr w:type="spellStart"/>
+      <w:r>
+        <w:rPr>
+          <w:rFonts w:ascii="Times New Roman" w:hAnsi="Times New Roman" w:cs="Times New Roman"/>
+        </w:rPr>
+        <w:t>crl+F</w:t>
+      </w:r>
+      <w:proofErr w:type="spellEnd"/>
+      <w:r>
+        <w:rPr>
+          <w:rFonts w:ascii="Times New Roman" w:hAnsi="Times New Roman" w:cs="Times New Roman"/>
+        </w:rPr>
+        <w:t xml:space="preserve"> har vært nyttig.</w:t>
+      </w:r>
+      <w:r>
+        <w:rPr>
+          <w:rFonts w:ascii="Times New Roman" w:hAnsi="Times New Roman" w:cs="Times New Roman"/>
+        </w:rPr>
+        <w:t xml:space="preserve"> </w:t>
+      </w:r>
+      <w:r>
+        <w:rPr>
+          <w:rFonts w:ascii="Times New Roman" w:hAnsi="Times New Roman" w:cs="Times New Roman"/>
+        </w:rPr>
+        <w:t>Her har vi virkelig fått innblikk i hvilke enorme muligheter som ligger i de pakkene som finnes der ute.</w:t>
+      </w:r>
+      <w:r>
+        <w:rPr>
+          <w:rFonts w:ascii="Times New Roman" w:hAnsi="Times New Roman" w:cs="Times New Roman"/>
+        </w:rPr>
+        <w:t xml:space="preserve"> </w:t>
+      </w:r>
+    </w:p>
+    <w:p>
+      <w:pPr>
+        <w:rPr>
+          <w:rFonts w:ascii="Times New Roman" w:hAnsi="Times New Roman" w:cs="Times New Roman"/>
+        </w:rPr>
+      </w:pPr>
+      <w:r>
+        <w:rPr>
+          <w:rFonts w:ascii="Times New Roman" w:hAnsi="Times New Roman" w:cs="Times New Roman"/>
+        </w:rPr>
+        <w:t xml:space="preserve">Vi har lært hvor nyttig det kan være å bruke Claude og </w:t>
+      </w:r>
+      <w:proofErr w:type="spellStart"/>
+      <w:r>
+        <w:rPr>
+          <w:rFonts w:ascii="Times New Roman" w:hAnsi="Times New Roman" w:cs="Times New Roman"/>
+        </w:rPr>
+        <w:t>ChatGPT</w:t>
+      </w:r>
+      <w:proofErr w:type="spellEnd"/>
+      <w:r>
+        <w:rPr>
+          <w:rFonts w:ascii="Times New Roman" w:hAnsi="Times New Roman" w:cs="Times New Roman"/>
+        </w:rPr>
+        <w:t xml:space="preserve"> til å utforske mulighetene våre når man har en ide og ønsker å forme den. AI </w:t>
+      </w:r>
+      <w:r>
+        <w:rPr>
+          <w:rFonts w:ascii="Times New Roman" w:hAnsi="Times New Roman" w:cs="Times New Roman"/>
+        </w:rPr>
+        <w:t>er også god å</w:t>
+      </w:r>
+      <w:r>
+        <w:rPr>
+          <w:rFonts w:ascii="Times New Roman" w:hAnsi="Times New Roman" w:cs="Times New Roman"/>
+        </w:rPr>
+        <w:t xml:space="preserve"> sparr</w:t>
+      </w:r>
+      <w:r>
+        <w:rPr>
+          <w:rFonts w:ascii="Times New Roman" w:hAnsi="Times New Roman" w:cs="Times New Roman"/>
+        </w:rPr>
+        <w:t>e med</w:t>
+      </w:r>
+      <w:r>
+        <w:rPr>
+          <w:rFonts w:ascii="Times New Roman" w:hAnsi="Times New Roman" w:cs="Times New Roman"/>
+        </w:rPr>
+        <w:t xml:space="preserve"> </w:t>
+      </w:r>
+      <w:r>
+        <w:rPr>
+          <w:rFonts w:ascii="Times New Roman" w:hAnsi="Times New Roman" w:cs="Times New Roman"/>
+        </w:rPr>
+        <w:t xml:space="preserve">for struktur og unntakshåndtering. </w:t>
+      </w:r>
+    </w:p>
+    <w:p>
+      <w:pPr>
+        <w:rPr>
+          <w:rFonts w:ascii="Times New Roman" w:hAnsi="Times New Roman" w:cs="Times New Roman"/>
+        </w:rPr>
+      </w:pPr>
+      <w:r>
+        <w:rPr>
+          <w:rFonts w:ascii="Times New Roman" w:hAnsi="Times New Roman" w:cs="Times New Roman"/>
+        </w:rPr>
+        <w:t>Vi har ikke opplevd at læringsassistentene har vært så tilgjengelig som ønsket og har derfor brukt mye tid på hvordan vi skal strukturer koden. Vi fant ut at et nærmest klasseløst system</w:t>
+      </w:r>
+      <w:r>
+        <w:rPr>
+          <w:rFonts w:ascii="Times New Roman" w:hAnsi="Times New Roman" w:cs="Times New Roman"/>
+        </w:rPr>
+        <w:t xml:space="preserve"> </w:t>
+      </w:r>
+      <w:r>
+        <w:rPr>
+          <w:rFonts w:ascii="Times New Roman" w:hAnsi="Times New Roman" w:cs="Times New Roman"/>
+        </w:rPr>
+        <w:t xml:space="preserve">passet </w:t>
+      </w:r>
+      <w:r>
+        <w:rPr>
+          <w:rFonts w:ascii="Times New Roman" w:hAnsi="Times New Roman" w:cs="Times New Roman"/>
+        </w:rPr>
+        <w:t>best for oss</w:t>
+      </w:r>
+      <w:r>
+        <w:rPr>
+          <w:rFonts w:ascii="Times New Roman" w:hAnsi="Times New Roman" w:cs="Times New Roman"/>
+        </w:rPr>
+        <w:t xml:space="preserve">. Da prosjektet behandler data med å hente, transformere, lagre og visualisere stegvis, så vi det som overflødig og kapsle </w:t>
+      </w:r>
+      <w:r>
+        <w:rPr>
+          <w:rFonts w:ascii="Times New Roman" w:hAnsi="Times New Roman" w:cs="Times New Roman"/>
+        </w:rPr>
+        <w:t xml:space="preserve">objekter til en tilstand. I tillegg syntes vi det er lettere å lese koden, samt vedlikeholde den slik den er, basert på funksjoner i modulene våre. </w:t>
+      </w:r>
+    </w:p>
+    <w:p>
+      <w:pPr>
+        <w:rPr>
+          <w:rFonts w:ascii="Times New Roman" w:hAnsi="Times New Roman" w:cs="Times New Roman"/>
+        </w:rPr>
+      </w:pPr>
+      <w:r>
+        <w:rPr>
+          <w:rFonts w:ascii="Times New Roman" w:hAnsi="Times New Roman" w:cs="Times New Roman"/>
+        </w:rPr>
+        <w:t xml:space="preserve">Nokså tidlig i prosjektet måtte vi ta et valg om hvordan vi skulle lagre dataen vår. Som nybegynnere tenkte vi det var oversiktlig å lagre dataene i </w:t>
+      </w:r>
+      <w:proofErr w:type="spellStart"/>
+      <w:r>
+        <w:rPr>
+          <w:rFonts w:ascii="Times New Roman" w:hAnsi="Times New Roman" w:cs="Times New Roman"/>
+        </w:rPr>
+        <w:t>csv</w:t>
+      </w:r>
+      <w:proofErr w:type="spellEnd"/>
+      <w:r>
+        <w:rPr>
+          <w:rFonts w:ascii="Times New Roman" w:hAnsi="Times New Roman" w:cs="Times New Roman"/>
+        </w:rPr>
+        <w:t xml:space="preserve">-fil, selv om API-et vi har valgt å bruke leverer en </w:t>
+      </w:r>
+      <w:proofErr w:type="spellStart"/>
+      <w:r>
+        <w:rPr>
+          <w:rFonts w:ascii="Times New Roman" w:hAnsi="Times New Roman" w:cs="Times New Roman"/>
+        </w:rPr>
+        <w:t>json</w:t>
+      </w:r>
+      <w:proofErr w:type="spellEnd"/>
+      <w:r>
+        <w:rPr>
+          <w:rFonts w:ascii="Times New Roman" w:hAnsi="Times New Roman" w:cs="Times New Roman"/>
+        </w:rPr>
+        <w:t xml:space="preserve">-fil. </w:t>
+      </w:r>
+      <w:r>
+        <w:rPr>
+          <w:rFonts w:ascii="Times New Roman" w:hAnsi="Times New Roman" w:cs="Times New Roman"/>
+        </w:rPr>
+        <w:t xml:space="preserve">Vi har også valgt å dele opp de større mengdene med data i fylker, da API-et kun tok 100 000 observasjoner. Dette har ikke vært et problem. Måten vi henter data ved å kjøre filen -wheater_oslo_met.py- med klassen </w:t>
+      </w:r>
+      <w:proofErr w:type="spellStart"/>
+      <w:r>
+        <w:rPr>
+          <w:rFonts w:ascii="Times New Roman" w:hAnsi="Times New Roman" w:cs="Times New Roman"/>
+        </w:rPr>
+        <w:t>FrostDataFetcher</w:t>
+      </w:r>
+      <w:proofErr w:type="spellEnd"/>
+      <w:r>
+        <w:rPr>
+          <w:rFonts w:ascii="Times New Roman" w:hAnsi="Times New Roman" w:cs="Times New Roman"/>
+        </w:rPr>
+        <w:t xml:space="preserve"> i kan ses på som rotete. Men vi så ingen grunn til å gjøre det mer avansert. </w:t>
+      </w:r>
+    </w:p>
+    <w:p>
+      <w:pPr>
+        <w:rPr>
+          <w:rFonts w:ascii="Times New Roman" w:hAnsi="Times New Roman" w:cs="Times New Roman"/>
+        </w:rPr>
+      </w:pPr>
+    </w:p>
+    <w:p>
+      <w:pPr>
+        <w:rPr>
+          <w:rFonts w:ascii="Times New Roman" w:hAnsi="Times New Roman" w:cs="Times New Roman"/>
+        </w:rPr>
+      </w:pPr>
+      <w:r>
+        <w:rPr>
+          <w:rFonts w:ascii="Times New Roman" w:hAnsi="Times New Roman" w:cs="Times New Roman"/>
+        </w:rPr>
+        <w:t>Samarbeid:</w:t>
+      </w:r>
+    </w:p>
+    <w:p>
+      <w:pPr>
+        <w:rPr>
+          <w:rFonts w:ascii="Times New Roman" w:hAnsi="Times New Roman" w:cs="Times New Roman"/>
+        </w:rPr>
+      </w:pPr>
+      <w:r>
+        <w:rPr>
+          <w:rFonts w:ascii="Times New Roman" w:hAnsi="Times New Roman" w:cs="Times New Roman"/>
+        </w:rPr>
+        <w:t>Gjennom gruppeprosjektet har vi fått erfaring med et helt nytt verktøy</w:t>
+      </w:r>
+      <w:r>
+        <w:rPr>
+          <w:rFonts w:ascii="Times New Roman" w:hAnsi="Times New Roman" w:cs="Times New Roman"/>
+        </w:rPr>
+        <w:t xml:space="preserve">, </w:t>
+      </w:r>
+      <w:r>
+        <w:rPr>
+          <w:rFonts w:ascii="Times New Roman" w:hAnsi="Times New Roman" w:cs="Times New Roman"/>
+        </w:rPr>
+        <w:t>GitHub</w:t>
+      </w:r>
+      <w:r>
+        <w:rPr>
+          <w:rFonts w:ascii="Times New Roman" w:hAnsi="Times New Roman" w:cs="Times New Roman"/>
+        </w:rPr>
+        <w:t>,</w:t>
+      </w:r>
+      <w:r>
+        <w:rPr>
+          <w:rFonts w:ascii="Times New Roman" w:hAnsi="Times New Roman" w:cs="Times New Roman"/>
+        </w:rPr>
+        <w:t xml:space="preserve"> som </w:t>
+      </w:r>
+      <w:r>
+        <w:rPr>
+          <w:rFonts w:ascii="Times New Roman" w:hAnsi="Times New Roman" w:cs="Times New Roman"/>
+        </w:rPr>
+        <w:t xml:space="preserve">har vært veldig verdifullt. Vi har brukt </w:t>
+      </w:r>
+      <w:proofErr w:type="spellStart"/>
+      <w:r>
+        <w:rPr>
+          <w:rFonts w:ascii="Times New Roman" w:hAnsi="Times New Roman" w:cs="Times New Roman"/>
+        </w:rPr>
+        <w:t>branching</w:t>
+      </w:r>
+      <w:proofErr w:type="spellEnd"/>
+      <w:r>
+        <w:rPr>
+          <w:rFonts w:ascii="Times New Roman" w:hAnsi="Times New Roman" w:cs="Times New Roman"/>
+        </w:rPr>
+        <w:t xml:space="preserve">, pull </w:t>
+      </w:r>
+      <w:proofErr w:type="spellStart"/>
+      <w:r>
+        <w:rPr>
+          <w:rFonts w:ascii="Times New Roman" w:hAnsi="Times New Roman" w:cs="Times New Roman"/>
+        </w:rPr>
+        <w:t>requests</w:t>
+      </w:r>
+      <w:proofErr w:type="spellEnd"/>
+      <w:r>
+        <w:rPr>
+          <w:rFonts w:ascii="Times New Roman" w:hAnsi="Times New Roman" w:cs="Times New Roman"/>
+        </w:rPr>
+        <w:t xml:space="preserve"> og .md-filer til å fordele oppgaver og unngå konflikter i </w:t>
+      </w:r>
+      <w:proofErr w:type="spellStart"/>
+      <w:r>
+        <w:rPr>
+          <w:rFonts w:ascii="Times New Roman" w:hAnsi="Times New Roman" w:cs="Times New Roman"/>
+        </w:rPr>
+        <w:t>koen</w:t>
+      </w:r>
+      <w:proofErr w:type="spellEnd"/>
+      <w:r>
+        <w:rPr>
+          <w:rFonts w:ascii="Times New Roman" w:hAnsi="Times New Roman" w:cs="Times New Roman"/>
+        </w:rPr>
+        <w:t xml:space="preserve">. Gruppen har vært preget av god vilje og gjensidig respekt. Selv i perioder med lite tid eller dårlig tilgjengelighet har kommunisert med en støttende tone. Tross avstand har vi klart å holde prosjektet i gang med </w:t>
+      </w:r>
+      <w:r>
+        <w:rPr>
+          <w:rFonts w:ascii="Times New Roman" w:hAnsi="Times New Roman" w:cs="Times New Roman"/>
+        </w:rPr>
+        <w:t>Messengers</w:t>
+      </w:r>
+      <w:r>
+        <w:rPr>
+          <w:rFonts w:ascii="Times New Roman" w:hAnsi="Times New Roman" w:cs="Times New Roman"/>
+        </w:rPr>
+        <w:t xml:space="preserve"> </w:t>
+      </w:r>
+      <w:r>
+        <w:rPr>
+          <w:rFonts w:ascii="Times New Roman" w:hAnsi="Times New Roman" w:cs="Times New Roman"/>
+        </w:rPr>
+        <w:t>«</w:t>
+      </w:r>
+      <w:proofErr w:type="spellStart"/>
+      <w:r>
+        <w:rPr>
+          <w:rFonts w:ascii="Times New Roman" w:hAnsi="Times New Roman" w:cs="Times New Roman"/>
+        </w:rPr>
+        <w:t>videocall</w:t>
+      </w:r>
+      <w:proofErr w:type="spellEnd"/>
+      <w:r>
+        <w:rPr>
+          <w:rFonts w:ascii="Times New Roman" w:hAnsi="Times New Roman" w:cs="Times New Roman"/>
+        </w:rPr>
+        <w:t xml:space="preserve">». En </w:t>
+      </w:r>
+      <w:proofErr w:type="spellStart"/>
+      <w:r>
+        <w:rPr>
+          <w:rFonts w:ascii="Times New Roman" w:hAnsi="Times New Roman" w:cs="Times New Roman"/>
+        </w:rPr>
+        <w:t>stykre</w:t>
+      </w:r>
+      <w:proofErr w:type="spellEnd"/>
+      <w:r>
+        <w:rPr>
+          <w:rFonts w:ascii="Times New Roman" w:hAnsi="Times New Roman" w:cs="Times New Roman"/>
+        </w:rPr>
+        <w:t xml:space="preserve"> i samarbeidet har vært å finne løsninger og ta </w:t>
+      </w:r>
+      <w:proofErr w:type="spellStart"/>
+      <w:r>
+        <w:rPr>
+          <w:rFonts w:ascii="Times New Roman" w:hAnsi="Times New Roman" w:cs="Times New Roman"/>
+        </w:rPr>
+        <w:t>ibruk</w:t>
+      </w:r>
+      <w:proofErr w:type="spellEnd"/>
+      <w:r>
+        <w:rPr>
+          <w:rFonts w:ascii="Times New Roman" w:hAnsi="Times New Roman" w:cs="Times New Roman"/>
+        </w:rPr>
+        <w:t xml:space="preserve"> de verktøyene vi har når noe ikke har vært </w:t>
+      </w:r>
+      <w:proofErr w:type="gramStart"/>
+      <w:r>
+        <w:rPr>
+          <w:rFonts w:ascii="Times New Roman" w:hAnsi="Times New Roman" w:cs="Times New Roman"/>
+        </w:rPr>
+        <w:t>optimalt</w:t>
+      </w:r>
+      <w:proofErr w:type="gramEnd"/>
+      <w:r>
+        <w:rPr>
+          <w:rFonts w:ascii="Times New Roman" w:hAnsi="Times New Roman" w:cs="Times New Roman"/>
+        </w:rPr>
+        <w:t xml:space="preserve">. En svakhet har vært at vi ikke alltid har klart å kommunisere tidsnok, noe som </w:t>
+      </w:r>
+      <w:proofErr w:type="spellStart"/>
+      <w:r>
+        <w:rPr>
+          <w:rFonts w:ascii="Times New Roman" w:hAnsi="Times New Roman" w:cs="Times New Roman"/>
+        </w:rPr>
+        <w:t>bl.a</w:t>
+      </w:r>
+      <w:proofErr w:type="spellEnd"/>
+      <w:r>
+        <w:rPr>
+          <w:rFonts w:ascii="Times New Roman" w:hAnsi="Times New Roman" w:cs="Times New Roman"/>
+        </w:rPr>
+        <w:t xml:space="preserve"> gjorde at vi ikke fikk tilbakemelding på mappen. I fremtiden vil vi legge enda mer vekt på tydelige avtaler om tid og ansvar. Og fortsette å bruke verktøyene i GitHub.</w:t>
+      </w:r>
+    </w:p>
+    <w:p>
+      <w:pPr>
+        <w:rPr>
+          <w:rFonts w:ascii="Times New Roman" w:hAnsi="Times New Roman" w:cs="Times New Roman"/>
+          <w:sz w:val="21"/>
+          <w:szCs w:val="21"/>
+        </w:rPr>
+      </w:pPr>
+      <w:r>
+        <w:rPr>
+          <w:rFonts w:ascii="Times New Roman" w:hAnsi="Times New Roman" w:cs="Times New Roman"/>
+        </w:rPr>
+        <w:br/>
       </w:r>
     </w:p>
     <w:sectPr>
@@ -47,6 +624,241 @@
     </w:sectPr>
   </w:body>
 </w:document>
+</file>
+
+<file path=word/numbering.xml><?xml version="1.0" encoding="utf-8"?>
+<w:numbering xmlns:wpc="http://schemas.microsoft.com/office/word/2010/wordprocessingCanvas" xmlns:cx="http://schemas.microsoft.com/office/drawing/2014/chartex" xmlns:cx1="http://schemas.microsoft.com/office/drawing/2015/9/8/chartex" xmlns:cx2="http://schemas.microsoft.com/office/drawing/2015/10/21/chartex" xmlns:cx3="http://schemas.microsoft.com/office/drawing/2016/5/9/chartex" xmlns:cx4="http://schemas.microsoft.com/office/drawing/2016/5/10/chartex" xmlns:cx5="http://schemas.microsoft.com/office/drawing/2016/5/11/chartex" xmlns:cx6="http://schemas.microsoft.com/office/drawing/2016/5/12/chartex" xmlns:cx7="http://schemas.microsoft.com/office/drawing/2016/5/13/chartex" xmlns:cx8="http://schemas.microsoft.com/office/drawing/2016/5/14/chartex" xmlns:mc="http://schemas.openxmlformats.org/markup-compatibility/2006" xmlns:aink="http://schemas.microsoft.com/office/drawing/2016/ink" xmlns:am3d="http://schemas.microsoft.com/office/drawing/2017/model3d" xmlns:o="urn:schemas-microsoft-com:office:office" xmlns:oel="http://schemas.microsoft.com/office/2019/extlst" xmlns:r="http://schemas.openxmlformats.org/officeDocument/2006/relationships" xmlns:m="http://schemas.openxmlformats.org/officeDocument/2006/math" xmlns:v="urn:schemas-microsoft-com:vml" xmlns:wp14="http://schemas.microsoft.com/office/word/2010/wordprocessingDrawing" xmlns:wp="http://schemas.openxmlformats.org/drawingml/2006/wordprocessingDrawing" xmlns:w10="urn:schemas-microsoft-com:office:word" xmlns:w="http://schemas.openxmlformats.org/wordprocessingml/2006/main" xmlns:w14="http://schemas.microsoft.com/office/word/2010/wordml" xmlns:w15="http://schemas.microsoft.com/office/word/2012/wordml" xmlns:w16cex="http://schemas.microsoft.com/office/word/2018/wordml/cex" xmlns:w16cid="http://schemas.microsoft.com/office/word/2016/wordml/cid" xmlns:w16="http://schemas.microsoft.com/office/word/2018/wordml" xmlns:w16du="http://schemas.microsoft.com/office/word/2023/wordml/word16du" xmlns:w16sdtdh="http://schemas.microsoft.com/office/word/2020/wordml/sdtdatahash" xmlns:w16sdtfl="http://schemas.microsoft.com/office/word/2024/wordml/sdtformatlock" xmlns:w16se="http://schemas.microsoft.com/office/word/2015/wordml/symex" xmlns:wpg="http://schemas.microsoft.com/office/word/2010/wordprocessingGroup" xmlns:wpi="http://schemas.microsoft.com/office/word/2010/wordprocessingInk" xmlns:wne="http://schemas.microsoft.com/office/word/2006/wordml" xmlns:wps="http://schemas.microsoft.com/office/word/2010/wordprocessingShape" mc:Ignorable="w14 w15 w16se w16cid w16 w16cex w16sdtdh w16sdtfl w16du wp14">
+  <w:abstractNum w:abstractNumId="0" w15:restartNumberingAfterBreak="0">
+    <w:nsid w:val="0CAB1FD3"/>
+    <w:multiLevelType w:val="hybridMultilevel"/>
+    <w:tmpl w:val="9D28B78E"/>
+    <w:lvl w:ilvl="0" w:tplc="7F5C929A">
+      <w:numFmt w:val="bullet"/>
+      <w:lvlText w:val="-"/>
+      <w:lvlJc w:val="left"/>
+      <w:pPr>
+        <w:ind w:left="720" w:hanging="360"/>
+      </w:pPr>
+      <w:rPr>
+        <w:rFonts w:ascii="Aptos" w:eastAsiaTheme="minorHAnsi" w:hAnsi="Aptos" w:cstheme="minorBidi" w:hint="default"/>
+      </w:rPr>
+    </w:lvl>
+    <w:lvl w:ilvl="1" w:tplc="04140003" w:tentative="1">
+      <w:start w:val="1"/>
+      <w:numFmt w:val="bullet"/>
+      <w:lvlText w:val="o"/>
+      <w:lvlJc w:val="left"/>
+      <w:pPr>
+        <w:ind w:left="1440" w:hanging="360"/>
+      </w:pPr>
+      <w:rPr>
+        <w:rFonts w:ascii="Courier New" w:hAnsi="Courier New" w:hint="default"/>
+      </w:rPr>
+    </w:lvl>
+    <w:lvl w:ilvl="2" w:tplc="04140005" w:tentative="1">
+      <w:start w:val="1"/>
+      <w:numFmt w:val="bullet"/>
+      <w:lvlText w:val=""/>
+      <w:lvlJc w:val="left"/>
+      <w:pPr>
+        <w:ind w:left="2160" w:hanging="360"/>
+      </w:pPr>
+      <w:rPr>
+        <w:rFonts w:ascii="Wingdings" w:hAnsi="Wingdings" w:hint="default"/>
+      </w:rPr>
+    </w:lvl>
+    <w:lvl w:ilvl="3" w:tplc="04140001" w:tentative="1">
+      <w:start w:val="1"/>
+      <w:numFmt w:val="bullet"/>
+      <w:lvlText w:val=""/>
+      <w:lvlJc w:val="left"/>
+      <w:pPr>
+        <w:ind w:left="2880" w:hanging="360"/>
+      </w:pPr>
+      <w:rPr>
+        <w:rFonts w:ascii="Symbol" w:hAnsi="Symbol" w:hint="default"/>
+      </w:rPr>
+    </w:lvl>
+    <w:lvl w:ilvl="4" w:tplc="04140003" w:tentative="1">
+      <w:start w:val="1"/>
+      <w:numFmt w:val="bullet"/>
+      <w:lvlText w:val="o"/>
+      <w:lvlJc w:val="left"/>
+      <w:pPr>
+        <w:ind w:left="3600" w:hanging="360"/>
+      </w:pPr>
+      <w:rPr>
+        <w:rFonts w:ascii="Courier New" w:hAnsi="Courier New" w:hint="default"/>
+      </w:rPr>
+    </w:lvl>
+    <w:lvl w:ilvl="5" w:tplc="04140005" w:tentative="1">
+      <w:start w:val="1"/>
+      <w:numFmt w:val="bullet"/>
+      <w:lvlText w:val=""/>
+      <w:lvlJc w:val="left"/>
+      <w:pPr>
+        <w:ind w:left="4320" w:hanging="360"/>
+      </w:pPr>
+      <w:rPr>
+        <w:rFonts w:ascii="Wingdings" w:hAnsi="Wingdings" w:hint="default"/>
+      </w:rPr>
+    </w:lvl>
+    <w:lvl w:ilvl="6" w:tplc="04140001" w:tentative="1">
+      <w:start w:val="1"/>
+      <w:numFmt w:val="bullet"/>
+      <w:lvlText w:val=""/>
+      <w:lvlJc w:val="left"/>
+      <w:pPr>
+        <w:ind w:left="5040" w:hanging="360"/>
+      </w:pPr>
+      <w:rPr>
+        <w:rFonts w:ascii="Symbol" w:hAnsi="Symbol" w:hint="default"/>
+      </w:rPr>
+    </w:lvl>
+    <w:lvl w:ilvl="7" w:tplc="04140003" w:tentative="1">
+      <w:start w:val="1"/>
+      <w:numFmt w:val="bullet"/>
+      <w:lvlText w:val="o"/>
+      <w:lvlJc w:val="left"/>
+      <w:pPr>
+        <w:ind w:left="5760" w:hanging="360"/>
+      </w:pPr>
+      <w:rPr>
+        <w:rFonts w:ascii="Courier New" w:hAnsi="Courier New" w:hint="default"/>
+      </w:rPr>
+    </w:lvl>
+    <w:lvl w:ilvl="8" w:tplc="04140005" w:tentative="1">
+      <w:start w:val="1"/>
+      <w:numFmt w:val="bullet"/>
+      <w:lvlText w:val=""/>
+      <w:lvlJc w:val="left"/>
+      <w:pPr>
+        <w:ind w:left="6480" w:hanging="360"/>
+      </w:pPr>
+      <w:rPr>
+        <w:rFonts w:ascii="Wingdings" w:hAnsi="Wingdings" w:hint="default"/>
+      </w:rPr>
+    </w:lvl>
+  </w:abstractNum>
+  <w:abstractNum w:abstractNumId="1" w15:restartNumberingAfterBreak="0">
+    <w:nsid w:val="52F70819"/>
+    <w:multiLevelType w:val="hybridMultilevel"/>
+    <w:tmpl w:val="36F82C44"/>
+    <w:lvl w:ilvl="0" w:tplc="AEE4EDC4">
+      <w:numFmt w:val="bullet"/>
+      <w:lvlText w:val="-"/>
+      <w:lvlJc w:val="left"/>
+      <w:pPr>
+        <w:ind w:left="720" w:hanging="360"/>
+      </w:pPr>
+      <w:rPr>
+        <w:rFonts w:ascii="Aptos" w:eastAsiaTheme="minorHAnsi" w:hAnsi="Aptos" w:cstheme="minorBidi" w:hint="default"/>
+      </w:rPr>
+    </w:lvl>
+    <w:lvl w:ilvl="1" w:tplc="04140003" w:tentative="1">
+      <w:start w:val="1"/>
+      <w:numFmt w:val="bullet"/>
+      <w:lvlText w:val="o"/>
+      <w:lvlJc w:val="left"/>
+      <w:pPr>
+        <w:ind w:left="1440" w:hanging="360"/>
+      </w:pPr>
+      <w:rPr>
+        <w:rFonts w:ascii="Courier New" w:hAnsi="Courier New" w:hint="default"/>
+      </w:rPr>
+    </w:lvl>
+    <w:lvl w:ilvl="2" w:tplc="04140005" w:tentative="1">
+      <w:start w:val="1"/>
+      <w:numFmt w:val="bullet"/>
+      <w:lvlText w:val=""/>
+      <w:lvlJc w:val="left"/>
+      <w:pPr>
+        <w:ind w:left="2160" w:hanging="360"/>
+      </w:pPr>
+      <w:rPr>
+        <w:rFonts w:ascii="Wingdings" w:hAnsi="Wingdings" w:hint="default"/>
+      </w:rPr>
+    </w:lvl>
+    <w:lvl w:ilvl="3" w:tplc="04140001" w:tentative="1">
+      <w:start w:val="1"/>
+      <w:numFmt w:val="bullet"/>
+      <w:lvlText w:val=""/>
+      <w:lvlJc w:val="left"/>
+      <w:pPr>
+        <w:ind w:left="2880" w:hanging="360"/>
+      </w:pPr>
+      <w:rPr>
+        <w:rFonts w:ascii="Symbol" w:hAnsi="Symbol" w:hint="default"/>
+      </w:rPr>
+    </w:lvl>
+    <w:lvl w:ilvl="4" w:tplc="04140003" w:tentative="1">
+      <w:start w:val="1"/>
+      <w:numFmt w:val="bullet"/>
+      <w:lvlText w:val="o"/>
+      <w:lvlJc w:val="left"/>
+      <w:pPr>
+        <w:ind w:left="3600" w:hanging="360"/>
+      </w:pPr>
+      <w:rPr>
+        <w:rFonts w:ascii="Courier New" w:hAnsi="Courier New" w:hint="default"/>
+      </w:rPr>
+    </w:lvl>
+    <w:lvl w:ilvl="5" w:tplc="04140005" w:tentative="1">
+      <w:start w:val="1"/>
+      <w:numFmt w:val="bullet"/>
+      <w:lvlText w:val=""/>
+      <w:lvlJc w:val="left"/>
+      <w:pPr>
+        <w:ind w:left="4320" w:hanging="360"/>
+      </w:pPr>
+      <w:rPr>
+        <w:rFonts w:ascii="Wingdings" w:hAnsi="Wingdings" w:hint="default"/>
+      </w:rPr>
+    </w:lvl>
+    <w:lvl w:ilvl="6" w:tplc="04140001" w:tentative="1">
+      <w:start w:val="1"/>
+      <w:numFmt w:val="bullet"/>
+      <w:lvlText w:val=""/>
+      <w:lvlJc w:val="left"/>
+      <w:pPr>
+        <w:ind w:left="5040" w:hanging="360"/>
+      </w:pPr>
+      <w:rPr>
+        <w:rFonts w:ascii="Symbol" w:hAnsi="Symbol" w:hint="default"/>
+      </w:rPr>
+    </w:lvl>
+    <w:lvl w:ilvl="7" w:tplc="04140003" w:tentative="1">
+      <w:start w:val="1"/>
+      <w:numFmt w:val="bullet"/>
+      <w:lvlText w:val="o"/>
+      <w:lvlJc w:val="left"/>
+      <w:pPr>
+        <w:ind w:left="5760" w:hanging="360"/>
+      </w:pPr>
+      <w:rPr>
+        <w:rFonts w:ascii="Courier New" w:hAnsi="Courier New" w:hint="default"/>
+      </w:rPr>
+    </w:lvl>
+    <w:lvl w:ilvl="8" w:tplc="04140005" w:tentative="1">
+      <w:start w:val="1"/>
+      <w:numFmt w:val="bullet"/>
+      <w:lvlText w:val=""/>
+      <w:lvlJc w:val="left"/>
+      <w:pPr>
+        <w:ind w:left="6480" w:hanging="360"/>
+      </w:pPr>
+      <w:rPr>
+        <w:rFonts w:ascii="Wingdings" w:hAnsi="Wingdings" w:hint="default"/>
+      </w:rPr>
+    </w:lvl>
+  </w:abstractNum>
+  <w:num w:numId="1" w16cid:durableId="707605575">
+    <w:abstractNumId w:val="1"/>
+  </w:num>
+  <w:num w:numId="2" w16cid:durableId="543254032">
+    <w:abstractNumId w:val="0"/>
+  </w:num>
+</w:numbering>
 </file>
 
 <file path=word/styles.xml><?xml version="1.0" encoding="utf-8"?>

--- a/docs/Evaluering.docx
+++ b/docs/Evaluering.docx
@@ -89,7 +89,13 @@
         <w:rPr>
           <w:rFonts w:ascii="Times New Roman" w:hAnsi="Times New Roman" w:cs="Times New Roman"/>
         </w:rPr>
-        <w:t>Læring:</w:t>
+        <w:t>Utfordringer og håndtering</w:t>
+      </w:r>
+      <w:r>
+        <w:rPr>
+          <w:rFonts w:ascii="Times New Roman" w:hAnsi="Times New Roman" w:cs="Times New Roman"/>
+        </w:rPr>
+        <w:t>:</w:t>
       </w:r>
     </w:p>
     <w:p>
@@ -496,109 +502,296 @@
         <w:rPr>
           <w:rFonts w:ascii="Times New Roman" w:hAnsi="Times New Roman" w:cs="Times New Roman"/>
         </w:rPr>
-        <w:t xml:space="preserve"> og .md-filer til å fordele oppgaver og unngå konflikter i </w:t>
+        <w:t xml:space="preserve"> og .md-filer til å fordele oppgaver og unngå konflikter i ko</w:t>
+      </w:r>
+      <w:r>
+        <w:rPr>
+          <w:rFonts w:ascii="Times New Roman" w:hAnsi="Times New Roman" w:cs="Times New Roman"/>
+        </w:rPr>
+        <w:t>d</w:t>
+      </w:r>
+      <w:r>
+        <w:rPr>
+          <w:rFonts w:ascii="Times New Roman" w:hAnsi="Times New Roman" w:cs="Times New Roman"/>
+        </w:rPr>
+        <w:t xml:space="preserve">en. Gruppen har vært preget av god vilje og gjensidig respekt. Selv i perioder med lite tid eller dårlig tilgjengelighet har </w:t>
+      </w:r>
+      <w:r>
+        <w:rPr>
+          <w:rFonts w:ascii="Times New Roman" w:hAnsi="Times New Roman" w:cs="Times New Roman"/>
+        </w:rPr>
+        <w:t xml:space="preserve">vi </w:t>
+      </w:r>
+      <w:r>
+        <w:rPr>
+          <w:rFonts w:ascii="Times New Roman" w:hAnsi="Times New Roman" w:cs="Times New Roman"/>
+        </w:rPr>
+        <w:t xml:space="preserve">kommunisert med en støttende tone. Tross avstand har vi klart å holde prosjektet i gang med </w:t>
+      </w:r>
+      <w:r>
+        <w:rPr>
+          <w:rFonts w:ascii="Times New Roman" w:hAnsi="Times New Roman" w:cs="Times New Roman"/>
+        </w:rPr>
+        <w:t>Messengers</w:t>
+      </w:r>
+      <w:r>
+        <w:rPr>
+          <w:rFonts w:ascii="Times New Roman" w:hAnsi="Times New Roman" w:cs="Times New Roman"/>
+        </w:rPr>
+        <w:t xml:space="preserve"> </w:t>
+      </w:r>
+      <w:r>
+        <w:rPr>
+          <w:rFonts w:ascii="Times New Roman" w:hAnsi="Times New Roman" w:cs="Times New Roman"/>
+        </w:rPr>
+        <w:t>«</w:t>
       </w:r>
       <w:proofErr w:type="spellStart"/>
       <w:r>
         <w:rPr>
           <w:rFonts w:ascii="Times New Roman" w:hAnsi="Times New Roman" w:cs="Times New Roman"/>
         </w:rPr>
-        <w:t>koen</w:t>
+        <w:t>videocall</w:t>
       </w:r>
       <w:proofErr w:type="spellEnd"/>
       <w:r>
         <w:rPr>
           <w:rFonts w:ascii="Times New Roman" w:hAnsi="Times New Roman" w:cs="Times New Roman"/>
         </w:rPr>
-        <w:t xml:space="preserve">. Gruppen har vært preget av god vilje og gjensidig respekt. Selv i perioder med lite tid eller dårlig tilgjengelighet har kommunisert med en støttende tone. Tross avstand har vi klart å holde prosjektet i gang med </w:t>
-      </w:r>
-      <w:r>
-        <w:rPr>
-          <w:rFonts w:ascii="Times New Roman" w:hAnsi="Times New Roman" w:cs="Times New Roman"/>
-        </w:rPr>
-        <w:t>Messengers</w:t>
-      </w:r>
-      <w:r>
-        <w:rPr>
-          <w:rFonts w:ascii="Times New Roman" w:hAnsi="Times New Roman" w:cs="Times New Roman"/>
-        </w:rPr>
-        <w:t xml:space="preserve"> </w:t>
-      </w:r>
-      <w:r>
-        <w:rPr>
-          <w:rFonts w:ascii="Times New Roman" w:hAnsi="Times New Roman" w:cs="Times New Roman"/>
-        </w:rPr>
-        <w:t>«</w:t>
+        <w:t xml:space="preserve">». En </w:t>
       </w:r>
       <w:proofErr w:type="spellStart"/>
       <w:r>
         <w:rPr>
           <w:rFonts w:ascii="Times New Roman" w:hAnsi="Times New Roman" w:cs="Times New Roman"/>
         </w:rPr>
-        <w:t>videocall</w:t>
+        <w:t>stykre</w:t>
       </w:r>
       <w:proofErr w:type="spellEnd"/>
       <w:r>
         <w:rPr>
           <w:rFonts w:ascii="Times New Roman" w:hAnsi="Times New Roman" w:cs="Times New Roman"/>
         </w:rPr>
-        <w:t xml:space="preserve">». En </w:t>
+        <w:t xml:space="preserve"> i samarbeidet har vært å finne løsninger og ta </w:t>
+      </w:r>
+      <w:r>
+        <w:rPr>
+          <w:rFonts w:ascii="Times New Roman" w:hAnsi="Times New Roman" w:cs="Times New Roman"/>
+        </w:rPr>
+        <w:t>i bruk</w:t>
+      </w:r>
+      <w:r>
+        <w:rPr>
+          <w:rFonts w:ascii="Times New Roman" w:hAnsi="Times New Roman" w:cs="Times New Roman"/>
+        </w:rPr>
+        <w:t xml:space="preserve"> de verktøyene vi har når noe ikke har vært </w:t>
+      </w:r>
+      <w:proofErr w:type="gramStart"/>
+      <w:r>
+        <w:rPr>
+          <w:rFonts w:ascii="Times New Roman" w:hAnsi="Times New Roman" w:cs="Times New Roman"/>
+        </w:rPr>
+        <w:t>optimalt</w:t>
+      </w:r>
+      <w:proofErr w:type="gramEnd"/>
+      <w:r>
+        <w:rPr>
+          <w:rFonts w:ascii="Times New Roman" w:hAnsi="Times New Roman" w:cs="Times New Roman"/>
+        </w:rPr>
+        <w:t xml:space="preserve">. En svakhet har vært at vi ikke alltid har klart å kommunisere tidsnok, noe som </w:t>
       </w:r>
       <w:proofErr w:type="spellStart"/>
       <w:r>
         <w:rPr>
           <w:rFonts w:ascii="Times New Roman" w:hAnsi="Times New Roman" w:cs="Times New Roman"/>
         </w:rPr>
-        <w:t>stykre</w:t>
+        <w:t>bl.a</w:t>
       </w:r>
       <w:proofErr w:type="spellEnd"/>
       <w:r>
         <w:rPr>
           <w:rFonts w:ascii="Times New Roman" w:hAnsi="Times New Roman" w:cs="Times New Roman"/>
         </w:rPr>
-        <w:t xml:space="preserve"> i samarbeidet har vært å finne løsninger og ta </w:t>
+        <w:t xml:space="preserve"> gjorde at vi ikke fikk tilbakemelding på </w:t>
+      </w:r>
+      <w:r>
+        <w:rPr>
+          <w:rFonts w:ascii="Times New Roman" w:hAnsi="Times New Roman" w:cs="Times New Roman"/>
+        </w:rPr>
+        <w:t>del</w:t>
+      </w:r>
+      <w:r>
+        <w:rPr>
+          <w:rFonts w:ascii="Times New Roman" w:hAnsi="Times New Roman" w:cs="Times New Roman"/>
+        </w:rPr>
+        <w:t>mappen. I fremtiden vil vi legge enda mer vekt på tydelige avtaler om tid og ansvar. Og fortsette å bruke verktøyene i GitHub.</w:t>
+      </w:r>
+    </w:p>
+    <w:p>
+      <w:pPr>
+        <w:rPr>
+          <w:rFonts w:ascii="Times New Roman" w:hAnsi="Times New Roman" w:cs="Times New Roman"/>
+        </w:rPr>
+      </w:pPr>
+    </w:p>
+    <w:p>
+      <w:pPr>
+        <w:rPr>
+          <w:rFonts w:ascii="Times New Roman" w:hAnsi="Times New Roman" w:cs="Times New Roman"/>
+        </w:rPr>
+      </w:pPr>
+      <w:r>
+        <w:rPr>
+          <w:rFonts w:ascii="Times New Roman" w:hAnsi="Times New Roman" w:cs="Times New Roman"/>
+        </w:rPr>
+        <w:t>Produkt og forbedringspotensial:</w:t>
+      </w:r>
+      <w:r>
+        <w:rPr>
+          <w:rFonts w:ascii="Times New Roman" w:hAnsi="Times New Roman" w:cs="Times New Roman"/>
+        </w:rPr>
+        <w:br/>
+        <w:t xml:space="preserve">Applikasjonen gjør det vi </w:t>
+      </w:r>
+      <w:r>
+        <w:rPr>
+          <w:rFonts w:ascii="Times New Roman" w:hAnsi="Times New Roman" w:cs="Times New Roman"/>
+        </w:rPr>
+        <w:t>ønsker,</w:t>
+      </w:r>
+      <w:r>
+        <w:rPr>
+          <w:rFonts w:ascii="Times New Roman" w:hAnsi="Times New Roman" w:cs="Times New Roman"/>
+        </w:rPr>
+        <w:t xml:space="preserve"> og brukersnittet er tilfredsstillende.</w:t>
+      </w:r>
+      <w:r>
+        <w:rPr>
+          <w:rFonts w:ascii="Times New Roman" w:hAnsi="Times New Roman" w:cs="Times New Roman"/>
+        </w:rPr>
+        <w:t xml:space="preserve"> Vi er veldig fornøyde med strukturen, med funksjoner i moduler, som gjør programmet raskt. I tillegg er vi stolte av nettsidens utforming. Takket være </w:t>
       </w:r>
       <w:proofErr w:type="spellStart"/>
       <w:r>
         <w:rPr>
           <w:rFonts w:ascii="Times New Roman" w:hAnsi="Times New Roman" w:cs="Times New Roman"/>
         </w:rPr>
-        <w:t>ibruk</w:t>
+        <w:t>streamlit</w:t>
       </w:r>
       <w:proofErr w:type="spellEnd"/>
       <w:r>
         <w:rPr>
           <w:rFonts w:ascii="Times New Roman" w:hAnsi="Times New Roman" w:cs="Times New Roman"/>
         </w:rPr>
-        <w:t xml:space="preserve"> de verktøyene vi har når noe ikke har vært </w:t>
-      </w:r>
-      <w:proofErr w:type="gramStart"/>
-      <w:r>
-        <w:rPr>
-          <w:rFonts w:ascii="Times New Roman" w:hAnsi="Times New Roman" w:cs="Times New Roman"/>
-        </w:rPr>
-        <w:t>optimalt</w:t>
-      </w:r>
-      <w:proofErr w:type="gramEnd"/>
-      <w:r>
-        <w:rPr>
-          <w:rFonts w:ascii="Times New Roman" w:hAnsi="Times New Roman" w:cs="Times New Roman"/>
-        </w:rPr>
-        <w:t xml:space="preserve">. En svakhet har vært at vi ikke alltid har klart å kommunisere tidsnok, noe som </w:t>
+        <w:t xml:space="preserve">, </w:t>
       </w:r>
       <w:proofErr w:type="spellStart"/>
       <w:r>
         <w:rPr>
           <w:rFonts w:ascii="Times New Roman" w:hAnsi="Times New Roman" w:cs="Times New Roman"/>
         </w:rPr>
-        <w:t>bl.a</w:t>
+        <w:t>plotly</w:t>
       </w:r>
       <w:proofErr w:type="spellEnd"/>
       <w:r>
         <w:rPr>
           <w:rFonts w:ascii="Times New Roman" w:hAnsi="Times New Roman" w:cs="Times New Roman"/>
         </w:rPr>
-        <w:t xml:space="preserve"> gjorde at vi ikke fikk tilbakemelding på mappen. I fremtiden vil vi legge enda mer vekt på tydelige avtaler om tid og ansvar. Og fortsette å bruke verktøyene i GitHub.</w:t>
+        <w:t xml:space="preserve"> og </w:t>
+      </w:r>
+      <w:proofErr w:type="spellStart"/>
+      <w:r>
+        <w:rPr>
+          <w:rFonts w:ascii="Times New Roman" w:hAnsi="Times New Roman" w:cs="Times New Roman"/>
+        </w:rPr>
+        <w:t>pydeck</w:t>
+      </w:r>
+      <w:proofErr w:type="spellEnd"/>
+      <w:r>
+        <w:rPr>
+          <w:rFonts w:ascii="Times New Roman" w:hAnsi="Times New Roman" w:cs="Times New Roman"/>
+        </w:rPr>
+        <w:t xml:space="preserve">, har vi et brukervennlig design. </w:t>
+      </w:r>
+      <w:r>
+        <w:rPr>
+          <w:rFonts w:ascii="Times New Roman" w:hAnsi="Times New Roman" w:cs="Times New Roman"/>
+        </w:rPr>
+        <w:t xml:space="preserve">I presentering av data kan vi ta læring av at mer data, ikke nødvendigvis gir mer oversiktlig </w:t>
+      </w:r>
+      <w:r>
+        <w:rPr>
+          <w:rFonts w:ascii="Times New Roman" w:hAnsi="Times New Roman" w:cs="Times New Roman"/>
+        </w:rPr>
+        <w:lastRenderedPageBreak/>
+        <w:t xml:space="preserve">visualisering. Så det å velge kun interessant data er noe vi kunne brukt mer tid på, i tillegg til har vi sett viktigheten av å </w:t>
+      </w:r>
+    </w:p>
+    <w:p>
+      <w:pPr>
+        <w:rPr>
+          <w:rFonts w:ascii="Times New Roman" w:hAnsi="Times New Roman" w:cs="Times New Roman"/>
+        </w:rPr>
+      </w:pPr>
+      <w:r>
+        <w:rPr>
+          <w:rFonts w:ascii="Times New Roman" w:hAnsi="Times New Roman" w:cs="Times New Roman"/>
+        </w:rPr>
+        <w:t>-prediksjon, se etter langvarig økning eller minking</w:t>
+      </w:r>
+    </w:p>
+    <w:p>
+      <w:pPr>
+        <w:rPr>
+          <w:rFonts w:ascii="Times New Roman" w:hAnsi="Times New Roman" w:cs="Times New Roman"/>
+        </w:rPr>
+      </w:pPr>
+      <w:r>
+        <w:rPr>
+          <w:rFonts w:ascii="Times New Roman" w:hAnsi="Times New Roman" w:cs="Times New Roman"/>
+        </w:rPr>
+        <w:t xml:space="preserve">-korrelasjon, veldig </w:t>
+      </w:r>
+      <w:proofErr w:type="spellStart"/>
+      <w:r>
+        <w:rPr>
+          <w:rFonts w:ascii="Times New Roman" w:hAnsi="Times New Roman" w:cs="Times New Roman"/>
+        </w:rPr>
+        <w:t>lettvindt</w:t>
+      </w:r>
+      <w:proofErr w:type="spellEnd"/>
+      <w:r>
+        <w:rPr>
+          <w:rFonts w:ascii="Times New Roman" w:hAnsi="Times New Roman" w:cs="Times New Roman"/>
+        </w:rPr>
+        <w:t>.</w:t>
+      </w:r>
+    </w:p>
+    <w:p>
+      <w:pPr>
+        <w:rPr>
+          <w:rFonts w:ascii="Times New Roman" w:hAnsi="Times New Roman" w:cs="Times New Roman"/>
+        </w:rPr>
+      </w:pPr>
+      <w:r>
+        <w:rPr>
+          <w:rFonts w:ascii="Times New Roman" w:hAnsi="Times New Roman" w:cs="Times New Roman"/>
+        </w:rPr>
+        <w:t>-</w:t>
+      </w:r>
+      <w:proofErr w:type="spellStart"/>
+      <w:r>
+        <w:rPr>
+          <w:rFonts w:ascii="Times New Roman" w:hAnsi="Times New Roman" w:cs="Times New Roman"/>
+        </w:rPr>
+        <w:t>heatmap</w:t>
+      </w:r>
+      <w:proofErr w:type="spellEnd"/>
+      <w:r>
+        <w:rPr>
+          <w:rFonts w:ascii="Times New Roman" w:hAnsi="Times New Roman" w:cs="Times New Roman"/>
+        </w:rPr>
+        <w:t>, bruke mer tid på dataene og forbedre interpoleringen, slik at fargene dekker hele Norge.</w:t>
       </w:r>
     </w:p>
     <w:p>

--- a/docs/Evaluering.docx
+++ b/docs/Evaluering.docx
@@ -201,6 +201,12 @@
         </w:rPr>
         <w:t xml:space="preserve"> </w:t>
       </w:r>
+      <w:r>
+        <w:rPr>
+          <w:rFonts w:ascii="Times New Roman" w:hAnsi="Times New Roman" w:cs="Times New Roman"/>
+        </w:rPr>
+        <w:t xml:space="preserve">Denne kunnskapen blir nyttig i samarbeid med fremtidige kollegaer og studiekamerater, når vi skal utvikle produkter med kode. </w:t>
+      </w:r>
     </w:p>
     <w:p>
       <w:pPr>
@@ -669,7 +675,14 @@
         <w:rPr>
           <w:rFonts w:ascii="Times New Roman" w:hAnsi="Times New Roman" w:cs="Times New Roman"/>
         </w:rPr>
-        <w:t xml:space="preserve"> Vi er veldig fornøyde med strukturen, med funksjoner i moduler, som gjør programmet raskt. I tillegg er vi stolte av nettsidens utforming. Takket være </w:t>
+        <w:t xml:space="preserve"> Vi er veldig fornøyde med strukturen, med funksjoner i moduler, som gjør programmet raskt. I tillegg er vi stolte av </w:t>
+      </w:r>
+      <w:r>
+        <w:rPr>
+          <w:rFonts w:ascii="Times New Roman" w:hAnsi="Times New Roman" w:cs="Times New Roman"/>
+        </w:rPr>
+        <w:lastRenderedPageBreak/>
+        <w:t xml:space="preserve">nettsidens utforming. Takket være </w:t>
       </w:r>
       <w:proofErr w:type="spellStart"/>
       <w:r>
@@ -717,14 +730,41 @@
         <w:rPr>
           <w:rFonts w:ascii="Times New Roman" w:hAnsi="Times New Roman" w:cs="Times New Roman"/>
         </w:rPr>
-        <w:t xml:space="preserve">I presentering av data kan vi ta læring av at mer data, ikke nødvendigvis gir mer oversiktlig </w:t>
-      </w:r>
-      <w:r>
-        <w:rPr>
-          <w:rFonts w:ascii="Times New Roman" w:hAnsi="Times New Roman" w:cs="Times New Roman"/>
-        </w:rPr>
-        <w:lastRenderedPageBreak/>
-        <w:t xml:space="preserve">visualisering. Så det å velge kun interessant data er noe vi kunne brukt mer tid på, i tillegg til har vi sett viktigheten av å </w:t>
+        <w:t>I presentering av data kan vi ta læring av at mer data, ikke nødvendigvis gir mer oversiktlig visualisering. Så det å velge kun interessant data er noe vi kunne brukt mer tid på</w:t>
+      </w:r>
+      <w:r>
+        <w:rPr>
+          <w:rFonts w:ascii="Times New Roman" w:hAnsi="Times New Roman" w:cs="Times New Roman"/>
+        </w:rPr>
+        <w:t xml:space="preserve">. I tillegg har vi rensket datasettene for noen målinger som kan være riktig. Her har vi valgt å maskere Z-scoreverdier under 2. Denne kunne f. Eks hatt forskjellig verdi ut ifra hvilken data som blir hentet inn. I predikeringen vår ser vi kun på sesongforskjeller. Vi mener dette er mest gunstig prediksjon med datasettet vi har brukt. En mulighet her kunne vært å hente data enda lengre tilbake og legge inn en årlig stigning i tillegg. Slik at funksjonen også endret seg fra periode til periode. </w:t>
+      </w:r>
+      <w:proofErr w:type="spellStart"/>
+      <w:r>
+        <w:rPr>
+          <w:rFonts w:ascii="Times New Roman" w:hAnsi="Times New Roman" w:cs="Times New Roman"/>
+        </w:rPr>
+        <w:t>Heatmap</w:t>
+      </w:r>
+      <w:proofErr w:type="spellEnd"/>
+      <w:r>
+        <w:rPr>
+          <w:rFonts w:ascii="Times New Roman" w:hAnsi="Times New Roman" w:cs="Times New Roman"/>
+        </w:rPr>
+        <w:t xml:space="preserve"> visualiseringen har noen fundamentale mangler. En løsning ville vært å farge områder med manglende data. </w:t>
+      </w:r>
+      <w:proofErr w:type="spellStart"/>
+      <w:r>
+        <w:rPr>
+          <w:rFonts w:ascii="Times New Roman" w:hAnsi="Times New Roman" w:cs="Times New Roman"/>
+        </w:rPr>
+        <w:t>Evt</w:t>
+      </w:r>
+      <w:proofErr w:type="spellEnd"/>
+      <w:r>
+        <w:rPr>
+          <w:rFonts w:ascii="Times New Roman" w:hAnsi="Times New Roman" w:cs="Times New Roman"/>
+        </w:rPr>
+        <w:t xml:space="preserve"> legge inn en forventing om at gitte geografiske områder, krevde x-antall punkt for å skape en visualisering over hele Norge. Med det kunne man utelukket fylker med få værstasjoner f. Eks. </w:t>
       </w:r>
     </w:p>
     <w:p>
@@ -733,12 +773,6 @@
           <w:rFonts w:ascii="Times New Roman" w:hAnsi="Times New Roman" w:cs="Times New Roman"/>
         </w:rPr>
       </w:pPr>
-      <w:r>
-        <w:rPr>
-          <w:rFonts w:ascii="Times New Roman" w:hAnsi="Times New Roman" w:cs="Times New Roman"/>
-        </w:rPr>
-        <w:t>-prediksjon, se etter langvarig økning eller minking</w:t>
-      </w:r>
     </w:p>
     <w:p>
       <w:pPr>
@@ -750,48 +784,7 @@
         <w:rPr>
           <w:rFonts w:ascii="Times New Roman" w:hAnsi="Times New Roman" w:cs="Times New Roman"/>
         </w:rPr>
-        <w:t xml:space="preserve">-korrelasjon, veldig </w:t>
-      </w:r>
-      <w:proofErr w:type="spellStart"/>
-      <w:r>
-        <w:rPr>
-          <w:rFonts w:ascii="Times New Roman" w:hAnsi="Times New Roman" w:cs="Times New Roman"/>
-        </w:rPr>
-        <w:t>lettvindt</w:t>
-      </w:r>
-      <w:proofErr w:type="spellEnd"/>
-      <w:r>
-        <w:rPr>
-          <w:rFonts w:ascii="Times New Roman" w:hAnsi="Times New Roman" w:cs="Times New Roman"/>
-        </w:rPr>
-        <w:t>.</w:t>
-      </w:r>
-    </w:p>
-    <w:p>
-      <w:pPr>
-        <w:rPr>
-          <w:rFonts w:ascii="Times New Roman" w:hAnsi="Times New Roman" w:cs="Times New Roman"/>
-        </w:rPr>
-      </w:pPr>
-      <w:r>
-        <w:rPr>
-          <w:rFonts w:ascii="Times New Roman" w:hAnsi="Times New Roman" w:cs="Times New Roman"/>
-        </w:rPr>
-        <w:t>-</w:t>
-      </w:r>
-      <w:proofErr w:type="spellStart"/>
-      <w:r>
-        <w:rPr>
-          <w:rFonts w:ascii="Times New Roman" w:hAnsi="Times New Roman" w:cs="Times New Roman"/>
-        </w:rPr>
-        <w:t>heatmap</w:t>
-      </w:r>
-      <w:proofErr w:type="spellEnd"/>
-      <w:r>
-        <w:rPr>
-          <w:rFonts w:ascii="Times New Roman" w:hAnsi="Times New Roman" w:cs="Times New Roman"/>
-        </w:rPr>
-        <w:t>, bruke mer tid på dataene og forbedre interpoleringen, slik at fargene dekker hele Norge.</w:t>
+        <w:t>Oppsummering:</w:t>
       </w:r>
     </w:p>
     <w:p>
